--- a/docs/FHIRBridge-Architecture-Overview.docx
+++ b/docs/FHIRBridge-Architecture-Overview.docx
@@ -185,7 +185,7 @@
           <w:sz w:val="21"/>
           <w:szCs w:val="21"/>
         </w:rPr>
-        <w:t xml:space="preserve">multi-tenant healthcare data-integration platform</w:t>
+        <w:t xml:space="preserve">single-organization healthcare data-integration platform</w:t>
       </w:r>
       <w:r>
         <w:rPr>
@@ -472,7 +472,7 @@
           <w:sz w:val="21"/>
           <w:szCs w:val="21"/>
         </w:rPr>
-        <w:t xml:space="preserve"> — access control, tenant isolation, and tamper-evident audit trails are built into the foundation, not bolted on.</w:t>
+        <w:t xml:space="preserve"> — access control, role-based permissions, and tamper-evident audit trails are built into the foundation, not bolted on.</w:t>
       </w:r>
     </w:p>
     <w:p>
@@ -1170,7 +1170,7 @@
           <w:sz w:val="18"/>
           <w:szCs w:val="18"/>
         </w:rPr>
-        <w:t xml:space="preserve"> ├─ Tenants                        ├─ Destinations</w:t>
+        <w:t xml:space="preserve"> ├─ SourceConnections              ├─ Destinations</w:t>
       </w:r>
     </w:p>
     <w:p>
@@ -1188,7 +1188,7 @@
           <w:sz w:val="18"/>
           <w:szCs w:val="18"/>
         </w:rPr>
-        <w:t xml:space="preserve"> ├─ SourceConnections              ├─ ExecutionLogs (PipelineRuns)</w:t>
+        <w:t xml:space="preserve"> ├─ Workflows / Routes             ├─ ExecutionLogs (PipelineRuns)</w:t>
       </w:r>
     </w:p>
     <w:p>
@@ -1206,7 +1206,7 @@
           <w:sz w:val="18"/>
           <w:szCs w:val="18"/>
         </w:rPr>
-        <w:t xml:space="preserve"> ├─ Workflows / Routes             └─ AuditLogs (Operational + Activity)</w:t>
+        <w:t xml:space="preserve"> └─ SourceCapabilities             └─ AuditLogs (Operational + Activity)</w:t>
       </w:r>
     </w:p>
     <w:p>
@@ -1525,7 +1525,7 @@
                 <w:sz w:val="19"/>
                 <w:szCs w:val="19"/>
               </w:rPr>
-              <w:t xml:space="preserve">Login, JWT tokens, role-based access control (RBAC), permissions, tenant isolation</w:t>
+              <w:t xml:space="preserve">Login, JWT tokens, role-based access control (RBAC), permissions, secrets management</w:t>
             </w:r>
           </w:p>
         </w:tc>
@@ -2793,7 +2793,7 @@
                 <w:sz w:val="19"/>
                 <w:szCs w:val="19"/>
               </w:rPr>
-              <w:t xml:space="preserve">The vocabulary and rules of the business — Tenants, Sources, Mappings, Users, Roles. Pure logic, no technology.</w:t>
+              <w:t xml:space="preserve">The vocabulary and rules of the business — Sources, Mappings, Destinations, Users, Roles. Pure logic, no technology.</w:t>
             </w:r>
           </w:p>
         </w:tc>
@@ -3006,7 +3006,7 @@
           <w:sz w:val="21"/>
           <w:szCs w:val="21"/>
         </w:rPr>
-        <w:t xml:space="preserve"> — around fifteen REST controllers under /api/v1 (Auth, Users, Roles, Permissions, Tenant Configuration, Mapping, Pipeline Runs, OAuth, Source Capabilities, Subscriptions, Insights, Lineage, Audit Logs, Observability), plus a workflow endpoint set.</w:t>
+        <w:t xml:space="preserve"> — a set of REST controllers under /api/v1 (Auth, Users, Roles, Permissions, Configuration, Mapping, Pipeline Runs, OAuth, Source Capabilities, Subscriptions, Insights, Lineage, Audit Logs, Observability), plus a workflow endpoint set.</w:t>
       </w:r>
     </w:p>
     <w:p>
@@ -3034,7 +3034,7 @@
           <w:sz w:val="21"/>
           <w:szCs w:val="21"/>
         </w:rPr>
-        <w:t xml:space="preserve"> — e.g. authentication, user/role management, tenant configuration, the JSON mapping engine, HEDIS reporting, and anomaly detection.</w:t>
+        <w:t xml:space="preserve"> — e.g. authentication, user/role management, source/mapping/destination configuration, the JSON mapping engine, HEDIS reporting, and anomaly detection.</w:t>
       </w:r>
     </w:p>
     <w:p>
@@ -3232,25 +3232,25 @@
           <w:sz w:val="21"/>
           <w:szCs w:val="21"/>
         </w:rPr>
-        <w:t xml:space="preserve">Everything hangs off a root </w:t>
-      </w:r>
-      <w:r>
-        <w:rPr>
-          <w:rFonts w:ascii="Calibri" w:cs="Calibri" w:eastAsia="Calibri" w:hAnsi="Calibri"/>
-          <w:b/>
-          <w:bCs/>
-          <w:sz w:val="21"/>
-          <w:szCs w:val="21"/>
-        </w:rPr>
-        <w:t xml:space="preserve">Tenant</w:t>
-      </w:r>
-      <w:r>
-        <w:rPr>
-          <w:rFonts w:ascii="Calibri" w:cs="Calibri" w:eastAsia="Calibri" w:hAnsi="Calibri"/>
-          <w:sz w:val="21"/>
-          <w:szCs w:val="21"/>
-        </w:rPr>
-        <w:t xml:space="preserve"> (an organisation/customer). Enabling or disabling a tenant cascades to everything it owns — a key feature for multi-tenant control.</w:t>
+        <w:t xml:space="preserve">FHIRBridge runs as a </w:t>
+      </w:r>
+      <w:r>
+        <w:rPr>
+          <w:rFonts w:ascii="Calibri" w:cs="Calibri" w:eastAsia="Calibri" w:hAnsi="Calibri"/>
+          <w:b/>
+          <w:bCs/>
+          <w:sz w:val="21"/>
+          <w:szCs w:val="21"/>
+        </w:rPr>
+        <w:t xml:space="preserve">single organisation</w:t>
+      </w:r>
+      <w:r>
+        <w:rPr>
+          <w:rFonts w:ascii="Calibri" w:cs="Calibri" w:eastAsia="Calibri" w:hAnsi="Calibri"/>
+          <w:sz w:val="21"/>
+          <w:szCs w:val="21"/>
+        </w:rPr>
+        <w:t xml:space="preserve"> (it is not multi-tenant). Each configuration entity — sources, mappings, destinations, and routes — is an independent unit managed through a central configuration service, rather than being owned by a per-customer tenant. The schema is 17 tables.</w:t>
       </w:r>
     </w:p>
     <w:tbl>
@@ -3349,7 +3349,7 @@
                 <w:sz w:val="19"/>
                 <w:szCs w:val="19"/>
               </w:rPr>
-              <w:t xml:space="preserve">Tenants</w:t>
+              <w:t xml:space="preserve">SourceConnections</w:t>
             </w:r>
           </w:p>
         </w:tc>
@@ -3374,7 +3374,7 @@
                 <w:sz w:val="19"/>
                 <w:szCs w:val="19"/>
               </w:rPr>
-              <w:t xml:space="preserve">The customer organisations; the top of the ownership tree</w:t>
+              <w:t xml:space="preserve">How to reach each EHR/source system, including auth configuration</w:t>
             </w:r>
           </w:p>
         </w:tc>
@@ -3404,7 +3404,7 @@
                 <w:sz w:val="19"/>
                 <w:szCs w:val="19"/>
               </w:rPr>
-              <w:t xml:space="preserve">SourceConnections</w:t>
+              <w:t xml:space="preserve">MappingProfiles / MappingFields</w:t>
             </w:r>
           </w:p>
         </w:tc>
@@ -3429,7 +3429,7 @@
                 <w:sz w:val="19"/>
                 <w:szCs w:val="19"/>
               </w:rPr>
-              <w:t xml:space="preserve">How to reach each EHR/source system, including auth configuration</w:t>
+              <w:t xml:space="preserve">The source of truth for what data is pulled and where each field goes</w:t>
             </w:r>
           </w:p>
         </w:tc>
@@ -3459,7 +3459,7 @@
                 <w:sz w:val="19"/>
                 <w:szCs w:val="19"/>
               </w:rPr>
-              <w:t xml:space="preserve">MappingProfiles / MappingFields</w:t>
+              <w:t xml:space="preserve">DestinationConfigurations</w:t>
             </w:r>
           </w:p>
         </w:tc>
@@ -3484,7 +3484,7 @@
                 <w:sz w:val="19"/>
                 <w:szCs w:val="19"/>
               </w:rPr>
-              <w:t xml:space="preserve">The source of truth for what data is pulled and where each field goes</w:t>
+              <w:t xml:space="preserve">Where results are delivered (with secrets stored in Key Vault, not inline)</w:t>
             </w:r>
           </w:p>
         </w:tc>
@@ -3514,7 +3514,7 @@
                 <w:sz w:val="19"/>
                 <w:szCs w:val="19"/>
               </w:rPr>
-              <w:t xml:space="preserve">DestinationConfigurations</w:t>
+              <w:t xml:space="preserve">ResourcePipelineRoutes</w:t>
             </w:r>
           </w:p>
         </w:tc>
@@ -3539,7 +3539,7 @@
                 <w:sz w:val="19"/>
                 <w:szCs w:val="19"/>
               </w:rPr>
-              <w:t xml:space="preserve">Where results are delivered (with secrets stored in Key Vault, not inline)</w:t>
+              <w:t xml:space="preserve">When/how a mapping runs (webhook, scheduled pull, or both)</w:t>
             </w:r>
           </w:p>
         </w:tc>
@@ -3569,7 +3569,7 @@
                 <w:sz w:val="19"/>
                 <w:szCs w:val="19"/>
               </w:rPr>
-              <w:t xml:space="preserve">ResourcePipelineRoutes</w:t>
+              <w:t xml:space="preserve">Workflows</w:t>
             </w:r>
           </w:p>
         </w:tc>
@@ -3594,7 +3594,7 @@
                 <w:sz w:val="19"/>
                 <w:szCs w:val="19"/>
               </w:rPr>
-              <w:t xml:space="preserve">When/how a mapping runs (webhook, scheduled pull, or both)</w:t>
+              <w:t xml:space="preserve">Visual multi-step pipelines (the ranked-node workflow engine)</w:t>
             </w:r>
           </w:p>
         </w:tc>
@@ -3624,7 +3624,7 @@
                 <w:sz w:val="19"/>
                 <w:szCs w:val="19"/>
               </w:rPr>
-              <w:t xml:space="preserve">Workflows</w:t>
+              <w:t xml:space="preserve">Users / Roles / Permissions</w:t>
             </w:r>
           </w:p>
         </w:tc>
@@ -3649,7 +3649,7 @@
                 <w:sz w:val="19"/>
                 <w:szCs w:val="19"/>
               </w:rPr>
-              <w:t xml:space="preserve">Visual multi-step pipelines (the ranked-node workflow engine)</w:t>
+              <w:t xml:space="preserve">The RBAC tables — who exists, and what each role is allowed to do</w:t>
             </w:r>
           </w:p>
         </w:tc>
@@ -3679,7 +3679,7 @@
                 <w:sz w:val="19"/>
                 <w:szCs w:val="19"/>
               </w:rPr>
-              <w:t xml:space="preserve">Users / Roles / Permissions</w:t>
+              <w:t xml:space="preserve">ExecutionLogs (PipelineRunRecords)</w:t>
             </w:r>
           </w:p>
         </w:tc>
@@ -3704,7 +3704,7 @@
                 <w:sz w:val="19"/>
                 <w:szCs w:val="19"/>
               </w:rPr>
-              <w:t xml:space="preserve">The RBAC tables — who exists, and what each role is allowed to do</w:t>
+              <w:t xml:space="preserve">Metrics for each run: records extracted, mapped, written, status, errors</w:t>
             </w:r>
           </w:p>
         </w:tc>
@@ -3734,7 +3734,7 @@
                 <w:sz w:val="19"/>
                 <w:szCs w:val="19"/>
               </w:rPr>
-              <w:t xml:space="preserve">ExecutionLogs (PipelineRunRecords)</w:t>
+              <w:t xml:space="preserve">AuditLogs (Operational + Activity)</w:t>
             </w:r>
           </w:p>
         </w:tc>
@@ -3759,7 +3759,7 @@
                 <w:sz w:val="19"/>
                 <w:szCs w:val="19"/>
               </w:rPr>
-              <w:t xml:space="preserve">Metrics for each run: records extracted, mapped, written, status, errors</w:t>
+              <w:t xml:space="preserve">Append-only, tamper-evident records of system and user activity</w:t>
             </w:r>
           </w:p>
         </w:tc>
@@ -3789,7 +3789,7 @@
                 <w:sz w:val="19"/>
                 <w:szCs w:val="19"/>
               </w:rPr>
-              <w:t xml:space="preserve">AuditLogs (Operational + Activity)</w:t>
+              <w:t xml:space="preserve">ResourceLineageEntries</w:t>
             </w:r>
           </w:p>
         </w:tc>
@@ -3797,61 +3797,6 @@
           <w:tcPr>
             <w:tcW w:type="dxa" w:w="6760"/>
             <w:shd w:fill="FFFFFF" w:color="auto" w:val="clear"/>
-            <w:tcMar>
-              <w:top w:type="dxa" w:w="50"/>
-              <w:left w:type="dxa" w:w="90"/>
-              <w:bottom w:type="dxa" w:w="50"/>
-              <w:right w:type="dxa" w:w="90"/>
-            </w:tcMar>
-          </w:tcPr>
-          <w:p>
-            <w:pPr>
-              <w:spacing w:after="0" w:line="252"/>
-            </w:pPr>
-            <w:r>
-              <w:rPr>
-                <w:rFonts w:ascii="Calibri" w:cs="Calibri" w:eastAsia="Calibri" w:hAnsi="Calibri"/>
-                <w:sz w:val="19"/>
-                <w:szCs w:val="19"/>
-              </w:rPr>
-              <w:t xml:space="preserve">Append-only, tamper-evident records of system and user activity</w:t>
-            </w:r>
-          </w:p>
-        </w:tc>
-      </w:tr>
-      <w:tr>
-        <w:tc>
-          <w:tcPr>
-            <w:tcW w:type="dxa" w:w="2600"/>
-            <w:shd w:fill="EDF2FA" w:color="auto" w:val="clear"/>
-            <w:tcMar>
-              <w:top w:type="dxa" w:w="50"/>
-              <w:left w:type="dxa" w:w="90"/>
-              <w:bottom w:type="dxa" w:w="50"/>
-              <w:right w:type="dxa" w:w="90"/>
-            </w:tcMar>
-          </w:tcPr>
-          <w:p>
-            <w:pPr>
-              <w:spacing w:after="0" w:line="252"/>
-            </w:pPr>
-            <w:r>
-              <w:rPr>
-                <w:rFonts w:ascii="Calibri" w:cs="Calibri" w:eastAsia="Calibri" w:hAnsi="Calibri"/>
-                <w:b/>
-                <w:bCs/>
-                <w:color w:val="1F3864"/>
-                <w:sz w:val="19"/>
-                <w:szCs w:val="19"/>
-              </w:rPr>
-              <w:t xml:space="preserve">ResourceLineageEntries</w:t>
-            </w:r>
-          </w:p>
-        </w:tc>
-        <w:tc>
-          <w:tcPr>
-            <w:tcW w:type="dxa" w:w="6760"/>
-            <w:shd w:fill="EDF2FA" w:color="auto" w:val="clear"/>
             <w:tcMar>
               <w:top w:type="dxa" w:w="50"/>
               <w:left w:type="dxa" w:w="90"/>
@@ -4039,25 +3984,7 @@
           <w:sz w:val="21"/>
           <w:szCs w:val="21"/>
         </w:rPr>
-        <w:t xml:space="preserve"> (checked against what they are allowed to do), and everything happens inside </w:t>
-      </w:r>
-      <w:r>
-        <w:rPr>
-          <w:rFonts w:ascii="Calibri" w:cs="Calibri" w:eastAsia="Calibri" w:hAnsi="Calibri"/>
-          <w:b/>
-          <w:bCs/>
-          <w:sz w:val="21"/>
-          <w:szCs w:val="21"/>
-        </w:rPr>
-        <w:t xml:space="preserve">tenant isolation</w:t>
-      </w:r>
-      <w:r>
-        <w:rPr>
-          <w:rFonts w:ascii="Calibri" w:cs="Calibri" w:eastAsia="Calibri" w:hAnsi="Calibri"/>
-          <w:sz w:val="21"/>
-          <w:szCs w:val="21"/>
-        </w:rPr>
-        <w:t xml:space="preserve"> (customers cannot see each other's data).</w:t>
+        <w:t xml:space="preserve"> (checked against what they are allowed to do) before it proceeds.</w:t>
       </w:r>
     </w:p>
     <w:p>
@@ -4289,7 +4216,7 @@
           <w:sz w:val="21"/>
           <w:szCs w:val="21"/>
         </w:rPr>
-        <w:t xml:space="preserve">. Five platform roles ship by default: GlobalAdmin, TenantAdmin, PipelineEngineer, Analyst, and Auditor.</w:t>
+        <w:t xml:space="preserve">. Platform roles ship by default (for example GlobalAdmin, an administrator role, PipelineEngineer, Analyst, and Auditor); roles are global across the organisation and unique by name.</w:t>
       </w:r>
     </w:p>
     <w:p>
@@ -4317,7 +4244,7 @@
           <w:sz w:val="21"/>
           <w:szCs w:val="21"/>
         </w:rPr>
-        <w:t xml:space="preserve">28 permission codes</w:t>
+        <w:t xml:space="preserve">permission codes</w:t>
       </w:r>
       <w:r>
         <w:rPr>
@@ -4326,36 +4253,6 @@
           <w:szCs w:val="21"/>
         </w:rPr>
         <w:t xml:space="preserve"> (e.g. user.create, role.assign). Each API endpoint is protected by either an admin policy or a specific permission requirement.</w:t>
-      </w:r>
-    </w:p>
-    <w:p>
-      <w:pPr>
-        <w:pStyle w:val="Heading2"/>
-        <w:spacing w:after="100" w:before="220"/>
-      </w:pPr>
-      <w:r>
-        <w:rPr>
-          <w:rFonts w:ascii="Calibri" w:cs="Calibri" w:eastAsia="Calibri" w:hAnsi="Calibri"/>
-          <w:b/>
-          <w:bCs/>
-          <w:color w:val="2E5496"/>
-          <w:sz w:val="25"/>
-          <w:szCs w:val="25"/>
-        </w:rPr>
-        <w:t xml:space="preserve">Tenant isolation</w:t>
-      </w:r>
-    </w:p>
-    <w:p>
-      <w:pPr>
-        <w:spacing w:after="120" w:line="276"/>
-      </w:pPr>
-      <w:r>
-        <w:rPr>
-          <w:rFonts w:ascii="Calibri" w:cs="Calibri" w:eastAsia="Calibri" w:hAnsi="Calibri"/>
-          <w:sz w:val="21"/>
-          <w:szCs w:val="21"/>
-        </w:rPr>
-        <w:t xml:space="preserve">Every piece of configuration and data belongs to a tenant. The security layer stamps the caller's tenant onto requests and filters data accordingly, so one customer can never reach another's information.</w:t>
       </w:r>
     </w:p>
     <w:p>
@@ -5117,7 +5014,7 @@
                 <w:sz w:val="19"/>
                 <w:szCs w:val="19"/>
               </w:rPr>
-              <w:t xml:space="preserve">SHA-256 hash-chained per tenant</w:t>
+              <w:t xml:space="preserve">SHA-256 hash-chained</w:t>
             </w:r>
             <w:r>
               <w:rPr>
@@ -5990,7 +5887,7 @@
                 <w:sz w:val="19"/>
                 <w:szCs w:val="19"/>
               </w:rPr>
-              <w:t xml:space="preserve">The business vocabulary and rules — Tenants, Sources, Mappings, Users, Roles. The stable core everything depends on.</w:t>
+              <w:t xml:space="preserve">The business vocabulary and rules — Sources, Mappings, Destinations, Users, Roles. The stable core everything depends on.</w:t>
             </w:r>
           </w:p>
         </w:tc>
@@ -6045,7 +5942,7 @@
                 <w:sz w:val="19"/>
                 <w:szCs w:val="19"/>
               </w:rPr>
-              <w:t xml:space="preserve">The use-cases and services — authentication, user/role/tenant management, the mapping engine, reporting. The 'brains'.</w:t>
+              <w:t xml:space="preserve">The use-cases and services — authentication, user/role and configuration management, the mapping engine, reporting. The 'brains'.</w:t>
             </w:r>
           </w:p>
         </w:tc>
@@ -7766,7 +7663,7 @@
                 <w:sz w:val="19"/>
                 <w:szCs w:val="19"/>
               </w:rPr>
-              <w:t xml:space="preserve">Tenant</w:t>
+              <w:t xml:space="preserve">Pipeline</w:t>
             </w:r>
           </w:p>
         </w:tc>
@@ -7791,7 +7688,7 @@
                 <w:sz w:val="19"/>
                 <w:szCs w:val="19"/>
               </w:rPr>
-              <w:t xml:space="preserve">One customer organisation on the platform; their data is isolated from others.</w:t>
+              <w:t xml:space="preserve">A configured flow that moves data from a source, through mapping, to a destination.</w:t>
             </w:r>
           </w:p>
         </w:tc>
@@ -7821,7 +7718,7 @@
                 <w:sz w:val="19"/>
                 <w:szCs w:val="19"/>
               </w:rPr>
-              <w:t xml:space="preserve">Pipeline</w:t>
+              <w:t xml:space="preserve">Mapping</w:t>
             </w:r>
           </w:p>
         </w:tc>
@@ -7846,7 +7743,7 @@
                 <w:sz w:val="19"/>
                 <w:szCs w:val="19"/>
               </w:rPr>
-              <w:t xml:space="preserve">A configured flow that moves data from a source, through mapping, to a destination.</w:t>
+              <w:t xml:space="preserve">The rules that decide which incoming fields go to which output fields.</w:t>
             </w:r>
           </w:p>
         </w:tc>
@@ -7876,7 +7773,7 @@
                 <w:sz w:val="19"/>
                 <w:szCs w:val="19"/>
               </w:rPr>
-              <w:t xml:space="preserve">Mapping</w:t>
+              <w:t xml:space="preserve">RBAC</w:t>
             </w:r>
           </w:p>
         </w:tc>
@@ -7901,7 +7798,7 @@
                 <w:sz w:val="19"/>
                 <w:szCs w:val="19"/>
               </w:rPr>
-              <w:t xml:space="preserve">The rules that decide which incoming fields go to which output fields.</w:t>
+              <w:t xml:space="preserve">Role-Based Access Control — permissions granted via roles rather than to individuals.</w:t>
             </w:r>
           </w:p>
         </w:tc>
@@ -7931,7 +7828,7 @@
                 <w:sz w:val="19"/>
                 <w:szCs w:val="19"/>
               </w:rPr>
-              <w:t xml:space="preserve">RBAC</w:t>
+              <w:t xml:space="preserve">JWT</w:t>
             </w:r>
           </w:p>
         </w:tc>
@@ -7956,7 +7853,7 @@
                 <w:sz w:val="19"/>
                 <w:szCs w:val="19"/>
               </w:rPr>
-              <w:t xml:space="preserve">Role-Based Access Control — permissions granted via roles rather than to individuals.</w:t>
+              <w:t xml:space="preserve">JSON Web Token — the signed security token proving a logged-in user's identity.</w:t>
             </w:r>
           </w:p>
         </w:tc>
@@ -7986,7 +7883,7 @@
                 <w:sz w:val="19"/>
                 <w:szCs w:val="19"/>
               </w:rPr>
-              <w:t xml:space="preserve">JWT</w:t>
+              <w:t xml:space="preserve">SMART on FHIR</w:t>
             </w:r>
           </w:p>
         </w:tc>
@@ -8011,7 +7908,7 @@
                 <w:sz w:val="19"/>
                 <w:szCs w:val="19"/>
               </w:rPr>
-              <w:t xml:space="preserve">JSON Web Token — the signed security token proving a logged-in user's identity.</w:t>
+              <w:t xml:space="preserve">The healthcare industry standard for authorizing apps to access EHR data securely.</w:t>
             </w:r>
           </w:p>
         </w:tc>
@@ -8041,7 +7938,7 @@
                 <w:sz w:val="19"/>
                 <w:szCs w:val="19"/>
               </w:rPr>
-              <w:t xml:space="preserve">SMART on FHIR</w:t>
+              <w:t xml:space="preserve">OAuth 2.0</w:t>
             </w:r>
           </w:p>
         </w:tc>
@@ -8066,7 +7963,7 @@
                 <w:sz w:val="19"/>
                 <w:szCs w:val="19"/>
               </w:rPr>
-              <w:t xml:space="preserve">The healthcare industry standard for authorizing apps to access EHR data securely.</w:t>
+              <w:t xml:space="preserve">The industry-standard protocol for granting access without sharing passwords.</w:t>
             </w:r>
           </w:p>
         </w:tc>
@@ -8096,7 +7993,7 @@
                 <w:sz w:val="19"/>
                 <w:szCs w:val="19"/>
               </w:rPr>
-              <w:t xml:space="preserve">OAuth 2.0</w:t>
+              <w:t xml:space="preserve">PHI</w:t>
             </w:r>
           </w:p>
         </w:tc>
@@ -8121,7 +8018,7 @@
                 <w:sz w:val="19"/>
                 <w:szCs w:val="19"/>
               </w:rPr>
-              <w:t xml:space="preserve">The industry-standard protocol for granting access without sharing passwords.</w:t>
+              <w:t xml:space="preserve">Protected Health Information — patient data that must be safeguarded under HIPAA.</w:t>
             </w:r>
           </w:p>
         </w:tc>
@@ -8151,7 +8048,7 @@
                 <w:sz w:val="19"/>
                 <w:szCs w:val="19"/>
               </w:rPr>
-              <w:t xml:space="preserve">PHI</w:t>
+              <w:t xml:space="preserve">De-identification</w:t>
             </w:r>
           </w:p>
         </w:tc>
@@ -8176,7 +8073,7 @@
                 <w:sz w:val="19"/>
                 <w:szCs w:val="19"/>
               </w:rPr>
-              <w:t xml:space="preserve">Protected Health Information — patient data that must be safeguarded under HIPAA.</w:t>
+              <w:t xml:space="preserve">Removing/obscuring personal identifiers so data can be used more safely.</w:t>
             </w:r>
           </w:p>
         </w:tc>
@@ -8206,7 +8103,7 @@
                 <w:sz w:val="19"/>
                 <w:szCs w:val="19"/>
               </w:rPr>
-              <w:t xml:space="preserve">De-identification</w:t>
+              <w:t xml:space="preserve">Clean Architecture</w:t>
             </w:r>
           </w:p>
         </w:tc>
@@ -8231,7 +8128,7 @@
                 <w:sz w:val="19"/>
                 <w:szCs w:val="19"/>
               </w:rPr>
-              <w:t xml:space="preserve">Removing/obscuring personal identifiers so data can be used more safely.</w:t>
+              <w:t xml:space="preserve">A layered design that keeps business rules independent of technology details.</w:t>
             </w:r>
           </w:p>
         </w:tc>
@@ -8261,7 +8158,7 @@
                 <w:sz w:val="19"/>
                 <w:szCs w:val="19"/>
               </w:rPr>
-              <w:t xml:space="preserve">Clean Architecture</w:t>
+              <w:t xml:space="preserve">Migration</w:t>
             </w:r>
           </w:p>
         </w:tc>
@@ -8269,61 +8166,6 @@
           <w:tcPr>
             <w:tcW w:type="dxa" w:w="6960"/>
             <w:shd w:fill="FFFFFF" w:color="auto" w:val="clear"/>
-            <w:tcMar>
-              <w:top w:type="dxa" w:w="50"/>
-              <w:left w:type="dxa" w:w="90"/>
-              <w:bottom w:type="dxa" w:w="50"/>
-              <w:right w:type="dxa" w:w="90"/>
-            </w:tcMar>
-          </w:tcPr>
-          <w:p>
-            <w:pPr>
-              <w:spacing w:after="0" w:line="252"/>
-            </w:pPr>
-            <w:r>
-              <w:rPr>
-                <w:rFonts w:ascii="Calibri" w:cs="Calibri" w:eastAsia="Calibri" w:hAnsi="Calibri"/>
-                <w:sz w:val="19"/>
-                <w:szCs w:val="19"/>
-              </w:rPr>
-              <w:t xml:space="preserve">A layered design that keeps business rules independent of technology details.</w:t>
-            </w:r>
-          </w:p>
-        </w:tc>
-      </w:tr>
-      <w:tr>
-        <w:tc>
-          <w:tcPr>
-            <w:tcW w:type="dxa" w:w="2400"/>
-            <w:shd w:fill="EDF2FA" w:color="auto" w:val="clear"/>
-            <w:tcMar>
-              <w:top w:type="dxa" w:w="50"/>
-              <w:left w:type="dxa" w:w="90"/>
-              <w:bottom w:type="dxa" w:w="50"/>
-              <w:right w:type="dxa" w:w="90"/>
-            </w:tcMar>
-          </w:tcPr>
-          <w:p>
-            <w:pPr>
-              <w:spacing w:after="0" w:line="252"/>
-            </w:pPr>
-            <w:r>
-              <w:rPr>
-                <w:rFonts w:ascii="Calibri" w:cs="Calibri" w:eastAsia="Calibri" w:hAnsi="Calibri"/>
-                <w:b/>
-                <w:bCs/>
-                <w:color w:val="1F3864"/>
-                <w:sz w:val="19"/>
-                <w:szCs w:val="19"/>
-              </w:rPr>
-              <w:t xml:space="preserve">Migration</w:t>
-            </w:r>
-          </w:p>
-        </w:tc>
-        <w:tc>
-          <w:tcPr>
-            <w:tcW w:type="dxa" w:w="6960"/>
-            <w:shd w:fill="EDF2FA" w:color="auto" w:val="clear"/>
             <w:tcMar>
               <w:top w:type="dxa" w:w="50"/>
               <w:left w:type="dxa" w:w="90"/>

--- a/docs/FHIRBridge-Architecture-Overview.docx
+++ b/docs/FHIRBridge-Architecture-Overview.docx
@@ -1843,15 +1843,15 @@
           <w:sz w:val="21"/>
           <w:szCs w:val="21"/>
         </w:rPr>
-        <w:t xml:space="preserve">Angular single-page application</w:t>
-      </w:r>
-      <w:r>
-        <w:rPr>
-          <w:rFonts w:ascii="Calibri" w:cs="Calibri" w:eastAsia="Calibri" w:hAnsi="Calibri"/>
-          <w:sz w:val="21"/>
-          <w:szCs w:val="21"/>
-        </w:rPr>
-        <w:t xml:space="preserve"> (the "portal"). It is what administrators, pipeline engineers, and auditors log into. It never touches the database directly — it only calls the backend APIs over secure HTTPS, attaching a security token to every request.</w:t>
+        <w:t xml:space="preserve">Angular 20 single-page application</w:t>
+      </w:r>
+      <w:r>
+        <w:rPr>
+          <w:rFonts w:ascii="Calibri" w:cs="Calibri" w:eastAsia="Calibri" w:hAnsi="Calibri"/>
+          <w:sz w:val="21"/>
+          <w:szCs w:val="21"/>
+        </w:rPr>
+        <w:t xml:space="preserve"> (the "portal"). It is what administrators, pipeline engineers, and auditors log into. It never touches the database directly — it only calls the backend APIs over secure HTTPS, attaching a security token to every request. The portal is built on Angular 20 (standalone components with the signals reactivity model) and Angular Material.</w:t>
       </w:r>
     </w:p>
     <w:p>
@@ -1896,7 +1896,7 @@
           <w:sz w:val="21"/>
           <w:szCs w:val="21"/>
         </w:rPr>
-        <w:t xml:space="preserve"> — the app is split into self-contained areas: Authentication, Dashboard, User Management, Source Connections, Pipeline/Workflow Builder, Configuration, Schedules, Execution Logs, and Reports.</w:t>
+        <w:t xml:space="preserve"> — the app is split into self-contained areas: Authentication (local sign-in, Microsoft/Google SSO, and two-factor authentication), Dashboard, User Management, Source Connections, Pipeline/Workflow Builder, Configuration, Schedules, Execution Logs, Profile &amp; Security, and Reports.</w:t>
       </w:r>
     </w:p>
     <w:p>
@@ -2177,7 +2177,7 @@
                 <w:sz w:val="19"/>
                 <w:szCs w:val="19"/>
               </w:rPr>
-              <w:t xml:space="preserve">Secure sign-in; password reset; accept-invitation flow</w:t>
+              <w:t xml:space="preserve">Secure sign-in (local password, plus Microsoft &amp; Google SSO); two-factor (2FA) prompt; password reset; accept-invitation flow</w:t>
             </w:r>
           </w:p>
         </w:tc>
@@ -4083,15 +4083,43 @@
           <w:sz w:val="21"/>
           <w:szCs w:val="21"/>
         </w:rPr>
-        <w:t xml:space="preserve">Microsoft Entra ID (Azure AD)</w:t>
-      </w:r>
-      <w:r>
-        <w:rPr>
-          <w:rFonts w:ascii="Calibri" w:cs="Calibri" w:eastAsia="Calibri" w:hAnsi="Calibri"/>
-          <w:sz w:val="21"/>
-          <w:szCs w:val="21"/>
-        </w:rPr>
-        <w:t xml:space="preserve"> single sign-on; the correct one is chosen automatically by the token's issuer.</w:t>
+        <w:t xml:space="preserve">Microsoft Entra ID (Azure AD) or Google (Gmail)</w:t>
+      </w:r>
+      <w:r>
+        <w:rPr>
+          <w:rFonts w:ascii="Calibri" w:cs="Calibri" w:eastAsia="Calibri" w:hAnsi="Calibri"/>
+          <w:sz w:val="21"/>
+          <w:szCs w:val="21"/>
+        </w:rPr>
+        <w:t xml:space="preserve"> single sign-on. Each SSO provider is enabled independently by configuration, so an unconfigured provider simply does not appear on the login page; the external identity token is validated and exchanged for a FHIRBridge-issued JWT, and the correct scheme is chosen automatically by the token's issuer. Entra sign-ins can also map identity-provider groups to FHIRBridge roles.</w:t>
+      </w:r>
+    </w:p>
+    <w:p>
+      <w:pPr>
+        <w:pStyle w:val="ListParagraph"/>
+        <w:numPr>
+          <w:ilvl w:val="0"/>
+          <w:numId w:val="2"/>
+        </w:numPr>
+        <w:spacing w:after="60" w:line="264"/>
+      </w:pPr>
+      <w:r>
+        <w:rPr>
+          <w:rFonts w:ascii="Calibri" w:cs="Calibri" w:eastAsia="Calibri" w:hAnsi="Calibri"/>
+          <w:b/>
+          <w:bCs/>
+          <w:sz w:val="21"/>
+          <w:szCs w:val="21"/>
+        </w:rPr>
+        <w:t xml:space="preserve">Two-factor authentication (2FA)</w:t>
+      </w:r>
+      <w:r>
+        <w:rPr>
+          <w:rFonts w:ascii="Calibri" w:cs="Calibri" w:eastAsia="Calibri" w:hAnsi="Calibri"/>
+          <w:sz w:val="21"/>
+          <w:szCs w:val="21"/>
+        </w:rPr>
+        <w:t xml:space="preserve"> is available for local accounts using a TOTP authenticator app (Microsoft Authenticator, Google Authenticator, etc.). A user enrols by scanning a QR code and is issued 10 one-time backup codes. Once enabled, a valid 6-digit code (or an unused backup code) is mandatory at every login; enrolment and disabling are rate-limited and every attempt is audited.</w:t>
       </w:r>
     </w:p>
     <w:p>
@@ -5369,7 +5397,7 @@
                 <w:sz w:val="19"/>
                 <w:szCs w:val="19"/>
               </w:rPr>
-              <w:t xml:space="preserve">Cloud hosting with Azure SQL, Key Vault for secrets, Entra ID for SSO, and optional Redis cache</w:t>
+              <w:t xml:space="preserve">Cloud hosting with Azure SQL, Key Vault for secrets, Entra ID and Google for SSO, and optional Redis cache</w:t>
             </w:r>
           </w:p>
         </w:tc>
@@ -8184,6 +8212,116 @@
                 <w:szCs w:val="19"/>
               </w:rPr>
               <w:t xml:space="preserve">A versioned script that creates or updates the database structure.</w:t>
+            </w:r>
+          </w:p>
+        </w:tc>
+      </w:tr>
+      <w:tr>
+        <w:tc>
+          <w:tcPr>
+            <w:tcW w:type="dxa" w:w="2400"/>
+            <w:shd w:fill="EDF2FA" w:color="auto" w:val="clear"/>
+            <w:tcMar>
+              <w:top w:type="dxa" w:w="50"/>
+              <w:left w:type="dxa" w:w="90"/>
+              <w:bottom w:type="dxa" w:w="50"/>
+              <w:right w:type="dxa" w:w="90"/>
+            </w:tcMar>
+          </w:tcPr>
+          <w:p>
+            <w:pPr>
+              <w:spacing w:after="0" w:line="252"/>
+            </w:pPr>
+            <w:r>
+              <w:rPr>
+                <w:rFonts w:ascii="Calibri" w:cs="Calibri" w:eastAsia="Calibri" w:hAnsi="Calibri"/>
+                <w:b/>
+                <w:bCs/>
+                <w:color w:val="1F3864"/>
+                <w:sz w:val="19"/>
+                <w:szCs w:val="19"/>
+              </w:rPr>
+              <w:t xml:space="preserve">2FA / MFA</w:t>
+            </w:r>
+          </w:p>
+        </w:tc>
+        <w:tc>
+          <w:tcPr>
+            <w:tcW w:type="dxa" w:w="6960"/>
+            <w:shd w:fill="EDF2FA" w:color="auto" w:val="clear"/>
+            <w:tcMar>
+              <w:top w:type="dxa" w:w="50"/>
+              <w:left w:type="dxa" w:w="90"/>
+              <w:bottom w:type="dxa" w:w="50"/>
+              <w:right w:type="dxa" w:w="90"/>
+            </w:tcMar>
+          </w:tcPr>
+          <w:p>
+            <w:pPr>
+              <w:spacing w:after="0" w:line="252"/>
+            </w:pPr>
+            <w:r>
+              <w:rPr>
+                <w:rFonts w:ascii="Calibri" w:cs="Calibri" w:eastAsia="Calibri" w:hAnsi="Calibri"/>
+                <w:sz w:val="19"/>
+                <w:szCs w:val="19"/>
+              </w:rPr>
+              <w:t xml:space="preserve">Two-factor / multi-factor authentication — a second proof of identity at login (a one-time code from an authenticator app) on top of the password.</w:t>
+            </w:r>
+          </w:p>
+        </w:tc>
+      </w:tr>
+      <w:tr>
+        <w:tc>
+          <w:tcPr>
+            <w:tcW w:type="dxa" w:w="2400"/>
+            <w:shd w:fill="FFFFFF" w:color="auto" w:val="clear"/>
+            <w:tcMar>
+              <w:top w:type="dxa" w:w="50"/>
+              <w:left w:type="dxa" w:w="90"/>
+              <w:bottom w:type="dxa" w:w="50"/>
+              <w:right w:type="dxa" w:w="90"/>
+            </w:tcMar>
+          </w:tcPr>
+          <w:p>
+            <w:pPr>
+              <w:spacing w:after="0" w:line="252"/>
+            </w:pPr>
+            <w:r>
+              <w:rPr>
+                <w:rFonts w:ascii="Calibri" w:cs="Calibri" w:eastAsia="Calibri" w:hAnsi="Calibri"/>
+                <w:b/>
+                <w:bCs/>
+                <w:color w:val="1F3864"/>
+                <w:sz w:val="19"/>
+                <w:szCs w:val="19"/>
+              </w:rPr>
+              <w:t xml:space="preserve">SSO</w:t>
+            </w:r>
+          </w:p>
+        </w:tc>
+        <w:tc>
+          <w:tcPr>
+            <w:tcW w:type="dxa" w:w="6960"/>
+            <w:shd w:fill="FFFFFF" w:color="auto" w:val="clear"/>
+            <w:tcMar>
+              <w:top w:type="dxa" w:w="50"/>
+              <w:left w:type="dxa" w:w="90"/>
+              <w:bottom w:type="dxa" w:w="50"/>
+              <w:right w:type="dxa" w:w="90"/>
+            </w:tcMar>
+          </w:tcPr>
+          <w:p>
+            <w:pPr>
+              <w:spacing w:after="0" w:line="252"/>
+            </w:pPr>
+            <w:r>
+              <w:rPr>
+                <w:rFonts w:ascii="Calibri" w:cs="Calibri" w:eastAsia="Calibri" w:hAnsi="Calibri"/>
+                <w:sz w:val="19"/>
+                <w:szCs w:val="19"/>
+              </w:rPr>
+              <w:t xml:space="preserve">Single sign-on — logging in through a trusted external identity provider (Microsoft Entra ID or Google) instead of a separate FHIRBridge password.</w:t>
             </w:r>
           </w:p>
         </w:tc>
